--- a/examples/order_template.docx
+++ b/examples/order_template.docx
@@ -4,26 +4,24 @@
   <w:body>
     <w:p>
       <w:r>
-        <w:t>ПРИКАЗ № {{ номер_приказа }} от {{ дата_приказа }}</w:t>
-      </w:r>
-    </w:p>
-    <w:p/>
-    <w:p>
-      <w:r>
-        <w:t>Назначить на должность {{ сотрудник.должность }}:</w:t>
+        <w:t>ПРИКАЗ № {{ Номер_приказа }} от {{ Дата_приказа }}</w:t>
       </w:r>
     </w:p>
     <w:p>
       <w:r>
-        <w:t>{{ сотрудник.фамилия }} {{ сотрудник.имя }} {{ сотрудник.отчество }}</w:t>
+        <w:t>Назначить на должность {{ Должность }}:</w:t>
       </w:r>
     </w:p>
     <w:p>
       <w:r>
-        <w:t>с {{ дата_начала }}.</w:t>
+        <w:t>{{ Фамилия }} {{ Имя }} {{ Отчество }}</w:t>
       </w:r>
     </w:p>
-    <w:p/>
+    <w:p>
+      <w:r>
+        <w:t>с {{ Дата_начала }}.</w:t>
+      </w:r>
+    </w:p>
     <w:p>
       <w:r>
         <w:t>Директор ______________</w:t>

--- a/examples/order_template.docx
+++ b/examples/order_template.docx
@@ -3,25 +3,34 @@
 <w:document xmlns:wpc="http://schemas.microsoft.com/office/word/2010/wordprocessingCanvas" xmlns:mo="http://schemas.microsoft.com/office/mac/office/2008/main" xmlns:mc="http://schemas.openxmlformats.org/markup-compatibility/2006" xmlns:mv="urn:schemas-microsoft-com:mac:vml" xmlns:o="urn:schemas-microsoft-com:office:office" xmlns:r="http://schemas.openxmlformats.org/officeDocument/2006/relationships" xmlns:m="http://schemas.openxmlformats.org/officeDocument/2006/math" xmlns:v="urn:schemas-microsoft-com:vml" xmlns:wp14="http://schemas.microsoft.com/office/word/2010/wordprocessingDrawing" xmlns:wp="http://schemas.openxmlformats.org/drawingml/2006/wordprocessingDrawing" xmlns:w10="urn:schemas-microsoft-com:office:word" xmlns:w="http://schemas.openxmlformats.org/wordprocessingml/2006/main" xmlns:w14="http://schemas.microsoft.com/office/word/2010/wordml" xmlns:wpg="http://schemas.microsoft.com/office/word/2010/wordprocessingGroup" xmlns:wpi="http://schemas.microsoft.com/office/word/2010/wordprocessingInk" xmlns:wne="http://schemas.microsoft.com/office/word/2006/wordml" xmlns:wps="http://schemas.microsoft.com/office/word/2010/wordprocessingShape" mc:Ignorable="w14 wp14">
   <w:body>
     <w:p>
+      <w:pPr>
+        <w:jc w:val="center"/>
+      </w:pPr>
       <w:r>
+        <w:rPr>
+          <w:b/>
+        </w:rPr>
         <w:t>ПРИКАЗ № {{ Номер_приказа }} от {{ Дата_приказа }}</w:t>
+      </w:r>
+    </w:p>
+    <w:p/>
+    <w:p>
+      <w:r>
+        <w:t>Назначить {{ ФИО | вн }} на должность «{{ Должность }}» с {{ Дата_начала }}.</w:t>
       </w:r>
     </w:p>
     <w:p>
       <w:r>
-        <w:t>Назначить на должность {{ Должность }}:</w:t>
+        <w:t>Основание: личное заявление {{ ФИО | рд }}.</w:t>
       </w:r>
     </w:p>
+    <w:p/>
     <w:p>
       <w:r>
-        <w:t>{{ Фамилия }} {{ Имя }} {{ Отчество }}</w:t>
+        <w:t>{{ ФИО.инициалы_впереди }} — с приказом ознакомлен(а): ______________</w:t>
       </w:r>
     </w:p>
-    <w:p>
-      <w:r>
-        <w:t>с {{ Дата_начала }}.</w:t>
-      </w:r>
-    </w:p>
+    <w:p/>
     <w:p>
       <w:r>
         <w:t>Директор ______________</w:t>

--- a/examples/order_template.docx
+++ b/examples/order_template.docx
@@ -16,7 +16,7 @@
     <w:p/>
     <w:p>
       <w:r>
-        <w:t>Назначить {{ ФИО | вн }} на должность «{{ Должность }}» с {{ Дата_начала }}.</w:t>
+        <w:t>Назначить {{ ФИО | вн }} на должность {{ Должность | рд }} с {{ Дата_начала }}.</w:t>
       </w:r>
     </w:p>
     <w:p>

--- a/examples/order_template.docx
+++ b/examples/order_template.docx
@@ -27,7 +27,7 @@
     <w:p/>
     <w:p>
       <w:r>
-        <w:t>{{ ФИО.инициалы_впереди }} — с приказом ознакомлен(а): ______________</w:t>
+        <w:t>{{ ФИО.инициалы_впереди }} с приказом {{ ФИО | согл('ознакомлен', 'ознакомлена') }}: ______________</w:t>
       </w:r>
     </w:p>
     <w:p/>
